--- a/deliverables/midterm-report.docx
+++ b/deliverables/midterm-report.docx
@@ -1399,7 +1399,7 @@
           <w:b w:val="0"/>
           <w:i w:val="0"/>
         </w:rPr>
-        <w:t>M13 文档交付和 M14 业务用户终验仍需按当前阶段执行。</w:t>
+        <w:t>截至本报告定稿，M13 文档交付已经通过；M14 业务发布候选和非技术业务人员终验仍需按当前阶段执行。</w:t>
       </w:r>
     </w:p>
     <w:p>

--- a/deliverables/midterm-report.docx
+++ b/deliverables/midterm-report.docx
@@ -373,7 +373,7 @@
                 <w:b w:val="0"/>
                 <w:i w:val="0"/>
               </w:rPr>
-              <w:t>由有权限人员履行，不由自动化文档代替</w:t>
+              <w:t>由有权限人员履行，不由技术报告代替</w:t>
             </w:r>
           </w:p>
         </w:tc>
@@ -512,7 +512,7 @@
           <w:b w:val="0"/>
           <w:i w:val="0"/>
         </w:rPr>
-        <w:t>原始 PDF/DOCX 能否在保留证据的同时，与当前实现事实隔离。</w:t>
+        <w:t>立项需求、产品边界和当前实现事实能否形成唯一可追溯责任矩阵。</w:t>
       </w:r>
     </w:p>
     <w:p>
@@ -651,7 +651,7 @@
                 <w:b w:val="0"/>
                 <w:i w:val="0"/>
               </w:rPr>
-              <w:t>原件、提取 Markdown/图片、清单与占位代码排除边界</w:t>
+              <w:t>立项需求、产品事实、架构边界与验收责任矩阵</w:t>
             </w:r>
           </w:p>
         </w:tc>
@@ -667,7 +667,7 @@
                 <w:b w:val="0"/>
                 <w:i w:val="0"/>
               </w:rPr>
-              <w:t>原始材料仍是历史来源，不是当前实现证明</w:t>
+              <w:t>需求登记不是当前实现证明，能力必须由代码和验收闭环</w:t>
             </w:r>
           </w:p>
         </w:tc>
@@ -1209,7 +1209,7 @@
           <w:b w:val="0"/>
           <w:i w:val="0"/>
         </w:rPr>
-        <w:t>正式产品需求与全部来源能力责任冻结。</w:t>
+        <w:t>正式产品需求与全部需求能力责任冻结。</w:t>
       </w:r>
     </w:p>
     <w:p>
@@ -1307,7 +1307,7 @@
           <w:b w:val="0"/>
           <w:i w:val="0"/>
         </w:rPr>
-        <w:t xml:space="preserve">为便于当前读者理解，M8–M12 后续已经形成正式产品基线、hybrid-v2、项目化全中文 UX、身份安全和恢复可靠性证据，并发布 </w:t>
+        <w:t xml:space="preserve">为便于当前读者理解，中期后已经形成正式产品基线、项目化全中文 UX、身份安全和恢复可靠性证据，并发布 </w:t>
       </w:r>
       <w:r>
         <w:rPr>
@@ -1325,71 +1325,7 @@
           <w:b w:val="0"/>
           <w:i w:val="0"/>
         </w:rPr>
-        <w:t xml:space="preserve">。这些是中期截止后的事实，详情见 </w:t>
-      </w:r>
-      <w:r>
-        <w:rPr>
-          <w:rFonts w:ascii="Arial" w:hAnsi="Arial" w:eastAsia="Microsoft YaHei"/>
-          <w:b w:val="0"/>
-          <w:i w:val="0"/>
-        </w:rPr>
-        <w:t>M9（../verification/evidence/M9.md）</w:t>
-      </w:r>
-      <w:r>
-        <w:rPr>
-          <w:rFonts w:ascii="Arial" w:hAnsi="Arial" w:eastAsia="Microsoft YaHei"/>
-          <w:b w:val="0"/>
-          <w:i w:val="0"/>
-        </w:rPr>
-        <w:t>、</w:t>
-      </w:r>
-      <w:r>
-        <w:rPr>
-          <w:rFonts w:ascii="Arial" w:hAnsi="Arial" w:eastAsia="Microsoft YaHei"/>
-          <w:b w:val="0"/>
-          <w:i w:val="0"/>
-        </w:rPr>
-        <w:t>M10（../verification/evidence/M10.md）</w:t>
-      </w:r>
-      <w:r>
-        <w:rPr>
-          <w:rFonts w:ascii="Arial" w:hAnsi="Arial" w:eastAsia="Microsoft YaHei"/>
-          <w:b w:val="0"/>
-          <w:i w:val="0"/>
-        </w:rPr>
-        <w:t>、</w:t>
-      </w:r>
-      <w:r>
-        <w:rPr>
-          <w:rFonts w:ascii="Arial" w:hAnsi="Arial" w:eastAsia="Microsoft YaHei"/>
-          <w:b w:val="0"/>
-          <w:i w:val="0"/>
-        </w:rPr>
-        <w:t>M11（../verification/evidence/M11.md）</w:t>
-      </w:r>
-      <w:r>
-        <w:rPr>
-          <w:rFonts w:ascii="Arial" w:hAnsi="Arial" w:eastAsia="Microsoft YaHei"/>
-          <w:b w:val="0"/>
-          <w:i w:val="0"/>
-        </w:rPr>
-        <w:t xml:space="preserve">和 </w:t>
-      </w:r>
-      <w:r>
-        <w:rPr>
-          <w:rFonts w:ascii="Arial" w:hAnsi="Arial" w:eastAsia="Microsoft YaHei"/>
-          <w:b w:val="0"/>
-          <w:i w:val="0"/>
-        </w:rPr>
-        <w:t>M12（../verification/evidence/M12.md）</w:t>
-      </w:r>
-      <w:r>
-        <w:rPr>
-          <w:rFonts w:ascii="Arial" w:hAnsi="Arial" w:eastAsia="Microsoft YaHei"/>
-          <w:b w:val="0"/>
-          <w:i w:val="0"/>
-        </w:rPr>
-        <w:t>，不改变本报告的中期判断时间。</w:t>
+        <w:t>。分析能力进一步形成专家规则、一阶 Markov、LinearSVC 与 AdaBoost 的组合结构，监督模型使用 AES-256-GCM 认证加密并将密钥分离。以上属于中期截止后的实现事实，不改变本报告的中期判断时间；模型效果只以随仓库生成的评估报告和测试记录为准。</w:t>
       </w:r>
     </w:p>
     <w:p>
@@ -1515,6 +1451,29 @@
         <w:sz w:val="16"/>
       </w:rPr>
       <w:t>报警管理系统 · 文档日期 2026-08-27</w:t>
+    </w:r>
+    <w:r>
+      <w:t xml:space="preserve"> · 第 </w:t>
+    </w:r>
+    <w:r>
+      <w:fldChar w:fldCharType="begin"/>
+      <w:instrText xml:space="preserve"> PAGE </w:instrText>
+      <w:fldChar w:fldCharType="separate"/>
+      <w:t>1</w:t>
+      <w:fldChar w:fldCharType="end"/>
+    </w:r>
+    <w:r>
+      <w:t xml:space="preserve"> / </w:t>
+    </w:r>
+    <w:r>
+      <w:fldChar w:fldCharType="begin"/>
+      <w:instrText xml:space="preserve"> NUMPAGES </w:instrText>
+      <w:fldChar w:fldCharType="separate"/>
+      <w:t>1</w:t>
+      <w:fldChar w:fldCharType="end"/>
+    </w:r>
+    <w:r>
+      <w:t xml:space="preserve"> 页</w:t>
     </w:r>
   </w:p>
 </w:ftr>

--- a/deliverables/midterm-report.docx
+++ b/deliverables/midterm-report.docx
@@ -107,7 +107,7 @@
                 <w:b w:val="0"/>
                 <w:i w:val="0"/>
               </w:rPr>
-              <w:t>依据不可变仓库证据补编的技术中期报告</w:t>
+              <w:t>技术中期报告当前修订版</w:t>
             </w:r>
           </w:p>
         </w:tc>
@@ -221,7 +221,7 @@
                 <w:b w:val="0"/>
                 <w:i w:val="0"/>
               </w:rPr>
-              <w:t>补编日期</w:t>
+              <w:t>修订日期</w:t>
             </w:r>
           </w:p>
         </w:tc>
@@ -391,7 +391,7 @@
           <w:b w:val="0"/>
           <w:i w:val="0"/>
         </w:rPr>
-        <w:t>本报告按 M7 检查点回看中期状态。M8 及以后发生的实现只能列为“截止后进展”，不得回填为中期已完成事项。</w:t>
+        <w:t>本报告的中期事实截止为 M7 检查点。M8 及以后发生的实现只列为“截止后进展”，不计入中期已完成事项。</w:t>
       </w:r>
     </w:p>
     <w:p>
@@ -414,23 +414,7 @@
           <w:b w:val="0"/>
           <w:i w:val="0"/>
         </w:rPr>
-        <w:t xml:space="preserve">中期结论只绑定 </w:t>
-      </w:r>
-      <w:r>
-        <w:rPr>
-          <w:rFonts w:ascii="Arial" w:hAnsi="Arial" w:eastAsia="Microsoft YaHei"/>
-          <w:b w:val="0"/>
-          <w:i w:val="0"/>
-        </w:rPr>
-        <w:t>M7 Docker Compose 证据（../verification/evidence/M7.md）</w:t>
-      </w:r>
-      <w:r>
-        <w:rPr>
-          <w:rFonts w:ascii="Arial" w:hAnsi="Arial" w:eastAsia="Microsoft YaHei"/>
-          <w:b w:val="0"/>
-          <w:i w:val="0"/>
-        </w:rPr>
-        <w:t xml:space="preserve">记录的检查点及其可达历史。该证据的固定候选为 </w:t>
+        <w:t xml:space="preserve">中期结论只绑定 M7 Docker Compose 固定检查点及其可达版本。固定候选为 </w:t>
       </w:r>
       <w:r>
         <w:rPr>

--- a/deliverables/midterm-report.docx
+++ b/deliverables/midterm-report.docx
@@ -1319,7 +1319,7 @@
           <w:b w:val="0"/>
           <w:i w:val="0"/>
         </w:rPr>
-        <w:t>截至本报告定稿，M13 文档交付已经通过；M14 业务发布候选和非技术业务人员终验仍需按当前阶段执行。</w:t>
+        <w:t>截至本报告定稿，M13 文档交付已经通过；M14 固定候选随后完成自动验收和项目负责人可行性确认。该事实属于中期截止后的进展，不倒推修改 M7 的中期完成比例。</w:t>
       </w:r>
     </w:p>
     <w:p>
@@ -1408,6 +1408,373 @@
           <w:i w:val="0"/>
         </w:rPr>
         <w:t>截至 M7，项目已经完成可运行、可展示、可回退的中期技术骨架，并对原生和 Docker 两种交付路径形成真实证据；同时明确保留了算法、安全、可靠性和正式交付的后续责任。该结论不构成行政中期审批、财务进度确认或最终验收。</w:t>
+      </w:r>
+    </w:p>
+    <w:p>
+      <w:pPr>
+        <w:pStyle w:val="Heading2"/>
+      </w:pPr>
+      <w:r>
+        <w:rPr>
+          <w:rFonts w:ascii="Arial" w:hAnsi="Arial" w:eastAsia="Microsoft YaHei"/>
+          <w:b w:val="0"/>
+          <w:i w:val="0"/>
+        </w:rPr>
+        <w:t>11. 中期偏差分析与后续控制</w:t>
+      </w:r>
+    </w:p>
+    <w:p>
+      <w:r>
+        <w:rPr>
+          <w:rFonts w:ascii="Arial" w:hAnsi="Arial" w:eastAsia="Microsoft YaHei"/>
+          <w:b w:val="0"/>
+          <w:i w:val="0"/>
+        </w:rPr>
+        <w:t>中期版本的关键不足不是主链不可运行，而是当时尚未具备正式产品所需的项目隔离、身份权限、保守监督模型、恢复对账和办公室人员说明。项目没有以“后续优化”笼统挂起，而是把每项不足分配到 M8–M14，并为每阶段设置固定提交、失败判据和证据文件。</w:t>
+      </w:r>
+    </w:p>
+    <w:p>
+      <w:r>
+        <w:rPr>
+          <w:rFonts w:ascii="Arial" w:hAnsi="Arial" w:eastAsia="Microsoft YaHei"/>
+          <w:b w:val="0"/>
+          <w:i w:val="0"/>
+        </w:rPr>
+        <w:t>中期后采用的控制方法及结果如下：</w:t>
+      </w:r>
+    </w:p>
+    <w:tbl>
+      <w:tblPr>
+        <w:tblStyle w:val="TableGrid"/>
+        <w:tblW w:type="auto" w:w="0"/>
+        <w:tblLayout w:type="autofit"/>
+        <w:tblLook w:firstColumn="1" w:firstRow="1" w:lastColumn="0" w:lastRow="0" w:noHBand="0" w:noVBand="1" w:val="04A0"/>
+      </w:tblPr>
+      <w:tblGrid>
+        <w:gridCol w:w="3099"/>
+        <w:gridCol w:w="3099"/>
+        <w:gridCol w:w="3099"/>
+      </w:tblGrid>
+      <w:tr>
+        <w:trPr>
+          <w:tblHeader w:val="true"/>
+        </w:trPr>
+        <w:tc>
+          <w:tcPr>
+            <w:tcW w:type="dxa" w:w="3099"/>
+            <w:vAlign w:val="center"/>
+            <w:shd w:fill="D9EAF7"/>
+          </w:tcPr>
+          <w:p>
+            <w:r>
+              <w:rPr>
+                <w:rFonts w:ascii="Arial" w:hAnsi="Arial" w:eastAsia="Microsoft YaHei"/>
+                <w:b/>
+                <w:i w:val="0"/>
+              </w:rPr>
+              <w:t>中期风险</w:t>
+            </w:r>
+          </w:p>
+        </w:tc>
+        <w:tc>
+          <w:tcPr>
+            <w:tcW w:type="dxa" w:w="3099"/>
+            <w:vAlign w:val="center"/>
+            <w:shd w:fill="D9EAF7"/>
+          </w:tcPr>
+          <w:p>
+            <w:r>
+              <w:rPr>
+                <w:rFonts w:ascii="Arial" w:hAnsi="Arial" w:eastAsia="Microsoft YaHei"/>
+                <w:b/>
+                <w:i w:val="0"/>
+              </w:rPr>
+              <w:t>后续控制</w:t>
+            </w:r>
+          </w:p>
+        </w:tc>
+        <w:tc>
+          <w:tcPr>
+            <w:tcW w:type="dxa" w:w="3099"/>
+            <w:vAlign w:val="center"/>
+            <w:shd w:fill="D9EAF7"/>
+          </w:tcPr>
+          <w:p>
+            <w:r>
+              <w:rPr>
+                <w:rFonts w:ascii="Arial" w:hAnsi="Arial" w:eastAsia="Microsoft YaHei"/>
+                <w:b/>
+                <w:i w:val="0"/>
+              </w:rPr>
+              <w:t>可审查结果</w:t>
+            </w:r>
+          </w:p>
+        </w:tc>
+      </w:tr>
+      <w:tr>
+        <w:tc>
+          <w:tcPr>
+            <w:tcW w:type="dxa" w:w="3099"/>
+            <w:vAlign w:val="center"/>
+          </w:tcPr>
+          <w:p>
+            <w:r>
+              <w:rPr>
+                <w:rFonts w:ascii="Arial" w:hAnsi="Arial" w:eastAsia="Microsoft YaHei"/>
+                <w:b w:val="0"/>
+                <w:i w:val="0"/>
+              </w:rPr>
+              <w:t>规则对未知描述覆盖有限</w:t>
+            </w:r>
+          </w:p>
+        </w:tc>
+        <w:tc>
+          <w:tcPr>
+            <w:tcW w:type="dxa" w:w="3099"/>
+            <w:vAlign w:val="center"/>
+          </w:tcPr>
+          <w:p>
+            <w:r>
+              <w:rPr>
+                <w:rFonts w:ascii="Arial" w:hAnsi="Arial" w:eastAsia="Microsoft YaHei"/>
+                <w:b w:val="0"/>
+                <w:i w:val="0"/>
+              </w:rPr>
+              <w:t>增加文本 LinearSVC、结构 AdaBoost 和双分支拒识</w:t>
+            </w:r>
+          </w:p>
+        </w:tc>
+        <w:tc>
+          <w:tcPr>
+            <w:tcW w:type="dxa" w:w="3099"/>
+            <w:vAlign w:val="center"/>
+          </w:tcPr>
+          <w:p>
+            <w:r>
+              <w:rPr>
+                <w:rFonts w:ascii="Arial" w:hAnsi="Arial" w:eastAsia="Microsoft YaHei"/>
+                <w:b w:val="0"/>
+                <w:i w:val="0"/>
+              </w:rPr>
+              <w:t>新输入真实推理；冲突或弱证据进入 UNKNOWN</w:t>
+            </w:r>
+          </w:p>
+        </w:tc>
+      </w:tr>
+      <w:tr>
+        <w:tc>
+          <w:tcPr>
+            <w:tcW w:type="dxa" w:w="3099"/>
+            <w:vAlign w:val="center"/>
+          </w:tcPr>
+          <w:p>
+            <w:r>
+              <w:rPr>
+                <w:rFonts w:ascii="Arial" w:hAnsi="Arial" w:eastAsia="Microsoft YaHei"/>
+                <w:b w:val="0"/>
+                <w:i w:val="0"/>
+              </w:rPr>
+              <w:t>单项目演示难以证明隔离</w:t>
+            </w:r>
+          </w:p>
+        </w:tc>
+        <w:tc>
+          <w:tcPr>
+            <w:tcW w:type="dxa" w:w="3099"/>
+            <w:vAlign w:val="center"/>
+          </w:tcPr>
+          <w:p>
+            <w:r>
+              <w:rPr>
+                <w:rFonts w:ascii="Arial" w:hAnsi="Arial" w:eastAsia="Microsoft YaHei"/>
+                <w:b w:val="0"/>
+                <w:i w:val="0"/>
+              </w:rPr>
+              <w:t>增加项目作用域、成员职责和双项目负控</w:t>
+            </w:r>
+          </w:p>
+        </w:tc>
+        <w:tc>
+          <w:tcPr>
+            <w:tcW w:type="dxa" w:w="3099"/>
+            <w:vAlign w:val="center"/>
+          </w:tcPr>
+          <w:p>
+            <w:r>
+              <w:rPr>
+                <w:rFonts w:ascii="Arial" w:hAnsi="Arial" w:eastAsia="Microsoft YaHei"/>
+                <w:b w:val="0"/>
+                <w:i w:val="0"/>
+              </w:rPr>
+              <w:t>API、数据库、页面和报告按项目对账</w:t>
+            </w:r>
+          </w:p>
+        </w:tc>
+      </w:tr>
+      <w:tr>
+        <w:tc>
+          <w:tcPr>
+            <w:tcW w:type="dxa" w:w="3099"/>
+            <w:vAlign w:val="center"/>
+          </w:tcPr>
+          <w:p>
+            <w:r>
+              <w:rPr>
+                <w:rFonts w:ascii="Arial" w:hAnsi="Arial" w:eastAsia="Microsoft YaHei"/>
+                <w:b w:val="0"/>
+                <w:i w:val="0"/>
+              </w:rPr>
+              <w:t>演示身份不可追溯</w:t>
+            </w:r>
+          </w:p>
+        </w:tc>
+        <w:tc>
+          <w:tcPr>
+            <w:tcW w:type="dxa" w:w="3099"/>
+            <w:vAlign w:val="center"/>
+          </w:tcPr>
+          <w:p>
+            <w:r>
+              <w:rPr>
+                <w:rFonts w:ascii="Arial" w:hAnsi="Arial" w:eastAsia="Microsoft YaHei"/>
+                <w:b w:val="0"/>
+                <w:i w:val="0"/>
+              </w:rPr>
+              <w:t>增加登录、改密、会话、角色和真实审计主体</w:t>
+            </w:r>
+          </w:p>
+        </w:tc>
+        <w:tc>
+          <w:tcPr>
+            <w:tcW w:type="dxa" w:w="3099"/>
+            <w:vAlign w:val="center"/>
+          </w:tcPr>
+          <w:p>
+            <w:r>
+              <w:rPr>
+                <w:rFonts w:ascii="Arial" w:hAnsi="Arial" w:eastAsia="Microsoft YaHei"/>
+                <w:b w:val="0"/>
+                <w:i w:val="0"/>
+              </w:rPr>
+              <w:t>未认证、越权和跨项目访问关闭失败</w:t>
+            </w:r>
+          </w:p>
+        </w:tc>
+      </w:tr>
+      <w:tr>
+        <w:tc>
+          <w:tcPr>
+            <w:tcW w:type="dxa" w:w="3099"/>
+            <w:vAlign w:val="center"/>
+          </w:tcPr>
+          <w:p>
+            <w:r>
+              <w:rPr>
+                <w:rFonts w:ascii="Arial" w:hAnsi="Arial" w:eastAsia="Microsoft YaHei"/>
+                <w:b w:val="0"/>
+                <w:i w:val="0"/>
+              </w:rPr>
+              <w:t>备份仅有文件存在性</w:t>
+            </w:r>
+          </w:p>
+        </w:tc>
+        <w:tc>
+          <w:tcPr>
+            <w:tcW w:type="dxa" w:w="3099"/>
+            <w:vAlign w:val="center"/>
+          </w:tcPr>
+          <w:p>
+            <w:r>
+              <w:rPr>
+                <w:rFonts w:ascii="Arial" w:hAnsi="Arial" w:eastAsia="Microsoft YaHei"/>
+                <w:b w:val="0"/>
+                <w:i w:val="0"/>
+              </w:rPr>
+              <w:t>增加哈希、pg_restore 检查、隔离恢复和事实对账</w:t>
+            </w:r>
+          </w:p>
+        </w:tc>
+        <w:tc>
+          <w:tcPr>
+            <w:tcW w:type="dxa" w:w="3099"/>
+            <w:vAlign w:val="center"/>
+          </w:tcPr>
+          <w:p>
+            <w:r>
+              <w:rPr>
+                <w:rFonts w:ascii="Arial" w:hAnsi="Arial" w:eastAsia="Microsoft YaHei"/>
+                <w:b w:val="0"/>
+                <w:i w:val="0"/>
+              </w:rPr>
+              <w:t>恢复不覆盖当前库，并形成机器可读结果</w:t>
+            </w:r>
+          </w:p>
+        </w:tc>
+      </w:tr>
+      <w:tr>
+        <w:tc>
+          <w:tcPr>
+            <w:tcW w:type="dxa" w:w="3099"/>
+            <w:vAlign w:val="center"/>
+          </w:tcPr>
+          <w:p>
+            <w:r>
+              <w:rPr>
+                <w:rFonts w:ascii="Arial" w:hAnsi="Arial" w:eastAsia="Microsoft YaHei"/>
+                <w:b w:val="0"/>
+                <w:i w:val="0"/>
+              </w:rPr>
+              <w:t>文档依赖研发人员口头解释</w:t>
+            </w:r>
+          </w:p>
+        </w:tc>
+        <w:tc>
+          <w:tcPr>
+            <w:tcW w:type="dxa" w:w="3099"/>
+            <w:vAlign w:val="center"/>
+          </w:tcPr>
+          <w:p>
+            <w:r>
+              <w:rPr>
+                <w:rFonts w:ascii="Arial" w:hAnsi="Arial" w:eastAsia="Microsoft YaHei"/>
+                <w:b w:val="0"/>
+                <w:i w:val="0"/>
+              </w:rPr>
+              <w:t>形成中文部署、业务、报告和模型说明</w:t>
+            </w:r>
+          </w:p>
+        </w:tc>
+        <w:tc>
+          <w:tcPr>
+            <w:tcW w:type="dxa" w:w="3099"/>
+            <w:vAlign w:val="center"/>
+          </w:tcPr>
+          <w:p>
+            <w:r>
+              <w:rPr>
+                <w:rFonts w:ascii="Arial" w:hAnsi="Arial" w:eastAsia="Microsoft YaHei"/>
+                <w:b w:val="0"/>
+                <w:i w:val="0"/>
+              </w:rPr>
+              <w:t>办公室人员可按步骤完成安装与演示</w:t>
+            </w:r>
+          </w:p>
+        </w:tc>
+      </w:tr>
+    </w:tbl>
+    <w:p>
+      <w:pPr>
+        <w:spacing w:after="0"/>
+      </w:pPr>
+    </w:p>
+    <w:p>
+      <w:r>
+        <w:rPr>
+          <w:rFonts w:ascii="Arial" w:hAnsi="Arial" w:eastAsia="Microsoft YaHei"/>
+          <w:b w:val="0"/>
+          <w:i w:val="0"/>
+        </w:rPr>
+        <w:t>该表使中期评审可以沿着风险、措施和结果核查后续建设，不需要以最终结论反向美化中期状态。</w:t>
       </w:r>
     </w:p>
     <w:sectPr>
